--- a/assets/templates/procuracao_rep.docx
+++ b/assets/templates/procuracao_rep.docx
@@ -45,40 +45,197 @@
       </w:r>
       <w:r>
         <w:rPr>
-          <w:b/>
-          <w:bCs/>
-          <w:sz w:val="24"/>
-          <w:szCs w:val="24"/>
-        </w:rPr>
-        <w:t>{{ nome_cliente }}</w:t>
-      </w:r>
-      <w:r>
-        <w:rPr>
-          <w:sz w:val="24"/>
-          <w:szCs w:val="24"/>
-        </w:rPr>
-        <w:t xml:space="preserve">, {{ nacionalidade_cliente }}, {{ estado_civil_cliente }}, inscrito(a) no CPF sob o nº {{ cpf_cliente }} e RG n° {{ rg_cliente }}, neste ato sendo representado(a) por </w:t>
-      </w:r>
-      <w:r>
-        <w:rPr>
-          <w:b/>
-          <w:bCs/>
-          <w:sz w:val="24"/>
-          <w:szCs w:val="24"/>
-        </w:rPr>
-        <w:t>{{ nome_representante }}</w:t>
-      </w:r>
-      <w:r>
-        <w:rPr>
-          <w:sz w:val="24"/>
-          <w:szCs w:val="24"/>
-        </w:rPr>
-        <w:t>, {{ nacionalidade_representante }}, {{ estado_civil_representante }}, inscrito(a) no CPF sob o nº {{ cpf_representante }} e RG nº {{ rg_representante }}, ambos(as) residentes e domiciliados(as) na {{endereco_completo }}</w:t>
-      </w:r>
-      <w:r>
-        <w:rPr>
-          <w:sz w:val="24"/>
-          <w:szCs w:val="24"/>
+          <w:rFonts w:ascii="Times New Roman" w:hAnsi="Times New Roman" w:cs="Times New Roman"/>
+          <w:b/>
+          <w:bCs/>
+        </w:rPr>
+        <w:t xml:space="preserve">{{ </w:t>
+      </w:r>
+      <w:proofErr w:type="spellStart"/>
+      <w:r>
+        <w:rPr>
+          <w:rFonts w:ascii="Times New Roman" w:hAnsi="Times New Roman" w:cs="Times New Roman"/>
+          <w:b/>
+          <w:bCs/>
+        </w:rPr>
+        <w:t>nome_cliente</w:t>
+      </w:r>
+      <w:proofErr w:type="spellEnd"/>
+      <w:r>
+        <w:rPr>
+          <w:rFonts w:ascii="Times New Roman" w:hAnsi="Times New Roman" w:cs="Times New Roman"/>
+          <w:b/>
+          <w:bCs/>
+        </w:rPr>
+        <w:t xml:space="preserve"> }}</w:t>
+      </w:r>
+      <w:r>
+        <w:rPr>
+          <w:rFonts w:ascii="Times New Roman" w:hAnsi="Times New Roman" w:cs="Times New Roman"/>
+        </w:rPr>
+        <w:t xml:space="preserve">, {{ </w:t>
+      </w:r>
+      <w:proofErr w:type="spellStart"/>
+      <w:r>
+        <w:rPr>
+          <w:rFonts w:ascii="Times New Roman" w:hAnsi="Times New Roman" w:cs="Times New Roman"/>
+        </w:rPr>
+        <w:t>nacionalidade_cliente</w:t>
+      </w:r>
+      <w:proofErr w:type="spellEnd"/>
+      <w:r>
+        <w:rPr>
+          <w:rFonts w:ascii="Times New Roman" w:hAnsi="Times New Roman" w:cs="Times New Roman"/>
+        </w:rPr>
+        <w:t xml:space="preserve"> }}, {{ </w:t>
+      </w:r>
+      <w:proofErr w:type="spellStart"/>
+      <w:r>
+        <w:rPr>
+          <w:rFonts w:ascii="Times New Roman" w:hAnsi="Times New Roman" w:cs="Times New Roman"/>
+        </w:rPr>
+        <w:t>estado_civil_cliente</w:t>
+      </w:r>
+      <w:proofErr w:type="spellEnd"/>
+      <w:r>
+        <w:rPr>
+          <w:rFonts w:ascii="Times New Roman" w:hAnsi="Times New Roman" w:cs="Times New Roman"/>
+        </w:rPr>
+        <w:t xml:space="preserve"> }}, inscrito(a) no CPF sob o nº {{ </w:t>
+      </w:r>
+      <w:proofErr w:type="spellStart"/>
+      <w:r>
+        <w:rPr>
+          <w:rFonts w:ascii="Times New Roman" w:hAnsi="Times New Roman" w:cs="Times New Roman"/>
+        </w:rPr>
+        <w:t>cpf_cliente</w:t>
+      </w:r>
+      <w:proofErr w:type="spellEnd"/>
+      <w:r>
+        <w:rPr>
+          <w:rFonts w:ascii="Times New Roman" w:hAnsi="Times New Roman" w:cs="Times New Roman"/>
+        </w:rPr>
+        <w:t xml:space="preserve"> }} e RG n° {{ </w:t>
+      </w:r>
+      <w:proofErr w:type="spellStart"/>
+      <w:r>
+        <w:rPr>
+          <w:rFonts w:ascii="Times New Roman" w:hAnsi="Times New Roman" w:cs="Times New Roman"/>
+        </w:rPr>
+        <w:t>rg_cliente</w:t>
+      </w:r>
+      <w:proofErr w:type="spellEnd"/>
+      <w:r>
+        <w:rPr>
+          <w:rFonts w:ascii="Times New Roman" w:hAnsi="Times New Roman" w:cs="Times New Roman"/>
+        </w:rPr>
+        <w:t xml:space="preserve"> }}, neste ato sendo representado(a) por </w:t>
+      </w:r>
+      <w:r>
+        <w:rPr>
+          <w:rFonts w:ascii="Times New Roman" w:hAnsi="Times New Roman" w:cs="Times New Roman"/>
+          <w:b/>
+          <w:bCs/>
+        </w:rPr>
+        <w:t xml:space="preserve">{{ </w:t>
+      </w:r>
+      <w:proofErr w:type="spellStart"/>
+      <w:r>
+        <w:rPr>
+          <w:rFonts w:ascii="Times New Roman" w:hAnsi="Times New Roman" w:cs="Times New Roman"/>
+          <w:b/>
+          <w:bCs/>
+        </w:rPr>
+        <w:t>nome_representante</w:t>
+      </w:r>
+      <w:proofErr w:type="spellEnd"/>
+      <w:r>
+        <w:rPr>
+          <w:rFonts w:ascii="Times New Roman" w:hAnsi="Times New Roman" w:cs="Times New Roman"/>
+          <w:b/>
+          <w:bCs/>
+        </w:rPr>
+        <w:t xml:space="preserve"> }}</w:t>
+      </w:r>
+      <w:r>
+        <w:rPr>
+          <w:rFonts w:ascii="Times New Roman" w:hAnsi="Times New Roman" w:cs="Times New Roman"/>
+        </w:rPr>
+        <w:t xml:space="preserve">, {{ </w:t>
+      </w:r>
+      <w:proofErr w:type="spellStart"/>
+      <w:r>
+        <w:rPr>
+          <w:rFonts w:ascii="Times New Roman" w:hAnsi="Times New Roman" w:cs="Times New Roman"/>
+        </w:rPr>
+        <w:t>nacionalidade_representante</w:t>
+      </w:r>
+      <w:proofErr w:type="spellEnd"/>
+      <w:r>
+        <w:rPr>
+          <w:rFonts w:ascii="Times New Roman" w:hAnsi="Times New Roman" w:cs="Times New Roman"/>
+        </w:rPr>
+        <w:t xml:space="preserve"> }}, {{ </w:t>
+      </w:r>
+      <w:proofErr w:type="spellStart"/>
+      <w:r>
+        <w:rPr>
+          <w:rFonts w:ascii="Times New Roman" w:hAnsi="Times New Roman" w:cs="Times New Roman"/>
+        </w:rPr>
+        <w:t>estado_civil_representante</w:t>
+      </w:r>
+      <w:proofErr w:type="spellEnd"/>
+      <w:r>
+        <w:rPr>
+          <w:rFonts w:ascii="Times New Roman" w:hAnsi="Times New Roman" w:cs="Times New Roman"/>
+        </w:rPr>
+        <w:t xml:space="preserve"> }}, inscrito(a) no CPF sob o nº {{ </w:t>
+      </w:r>
+      <w:proofErr w:type="spellStart"/>
+      <w:r>
+        <w:rPr>
+          <w:rFonts w:ascii="Times New Roman" w:hAnsi="Times New Roman" w:cs="Times New Roman"/>
+        </w:rPr>
+        <w:t>cpf_representante</w:t>
+      </w:r>
+      <w:proofErr w:type="spellEnd"/>
+      <w:r>
+        <w:rPr>
+          <w:rFonts w:ascii="Times New Roman" w:hAnsi="Times New Roman" w:cs="Times New Roman"/>
+        </w:rPr>
+        <w:t xml:space="preserve"> }} e RG nº {{ </w:t>
+      </w:r>
+      <w:proofErr w:type="spellStart"/>
+      <w:r>
+        <w:rPr>
+          <w:rFonts w:ascii="Times New Roman" w:hAnsi="Times New Roman" w:cs="Times New Roman"/>
+        </w:rPr>
+        <w:t>rg_representante</w:t>
+      </w:r>
+      <w:proofErr w:type="spellEnd"/>
+      <w:r>
+        <w:rPr>
+          <w:rFonts w:ascii="Times New Roman" w:hAnsi="Times New Roman" w:cs="Times New Roman"/>
+        </w:rPr>
+        <w:t xml:space="preserve"> }}, ambos(as) residentes e domiciliados(as) na {{</w:t>
+      </w:r>
+      <w:proofErr w:type="spellStart"/>
+      <w:r>
+        <w:rPr>
+          <w:rFonts w:ascii="Times New Roman" w:hAnsi="Times New Roman" w:cs="Times New Roman"/>
+        </w:rPr>
+        <w:t>endereco_completo</w:t>
+      </w:r>
+      <w:proofErr w:type="spellEnd"/>
+      <w:r>
+        <w:rPr>
+          <w:rFonts w:ascii="Times New Roman" w:hAnsi="Times New Roman" w:cs="Times New Roman"/>
+        </w:rPr>
+        <w:t xml:space="preserve"> }}</w:t>
+      </w:r>
+      <w:r>
+        <w:rPr>
+          <w:rFonts w:ascii="Times New Roman" w:hAnsi="Times New Roman" w:cs="Times New Roman"/>
         </w:rPr>
         <w:t>.</w:t>
       </w:r>
@@ -135,42 +292,52 @@
           <w:rFonts w:ascii="Times New Roman" w:hAnsi="Times New Roman" w:cs="Times New Roman"/>
           <w:b/>
           <w:bCs/>
+          <w:u w:val="single"/>
         </w:rPr>
         <w:t>THAELLE MELO SOARES SOCIEDADE INDIVIDUAL DE ADVOCACIA</w:t>
       </w:r>
       <w:r>
         <w:rPr>
           <w:rFonts w:ascii="Times New Roman" w:hAnsi="Times New Roman" w:cs="Times New Roman"/>
-        </w:rPr>
-        <w:t xml:space="preserve">, inscrita no CNPJ 51.272.308/0001-27, com sede à Rua Padre Bernardino Memoria, 173, Centro, Guaraciaba do Norte/CE; e </w:t>
-      </w:r>
-      <w:r>
-        <w:rPr>
-          <w:rFonts w:ascii="Times New Roman" w:hAnsi="Times New Roman" w:cs="Times New Roman"/>
-          <w:b/>
-          <w:bCs/>
-        </w:rPr>
-        <w:t xml:space="preserve">Dra. JALINE LOPES DE SOUSA, </w:t>
-      </w:r>
-      <w:r>
-        <w:rPr>
-          <w:rFonts w:ascii="Times New Roman" w:hAnsi="Times New Roman" w:cs="Times New Roman"/>
-        </w:rPr>
-        <w:t xml:space="preserve">brasileira, solteira, advogada, inscrita na OAB-CE n° 51.523, CPF 062.376.823-25, integrante da equipe da </w:t>
-      </w:r>
-      <w:r>
-        <w:rPr>
-          <w:rFonts w:ascii="Times New Roman" w:hAnsi="Times New Roman" w:cs="Times New Roman"/>
-          <w:b/>
-          <w:bCs/>
-        </w:rPr>
-        <w:t>THAELLE MELO SOARES SOCIEDADE INDIVIDUAL DE ADVOCACIA,</w:t>
-      </w:r>
-      <w:r>
-        <w:rPr>
-          <w:rFonts w:ascii="Times New Roman" w:hAnsi="Times New Roman" w:cs="Times New Roman"/>
-        </w:rPr>
-        <w:t xml:space="preserve"> exercendo suas atividades profissionais no mesmo endereço acima mencionado.</w:t>
+          <w:b/>
+          <w:bCs/>
+        </w:rPr>
+        <w:t>,</w:t>
+      </w:r>
+      <w:r>
+        <w:rPr>
+          <w:rFonts w:ascii="Times New Roman" w:hAnsi="Times New Roman" w:cs="Times New Roman"/>
+        </w:rPr>
+        <w:t xml:space="preserve"> inscrita no CNPJ 51.272.308/0001-27, com sede à Rua Padre Bernardino Memoria, 173, Centro, Guaraciaba do Norte/CE; e </w:t>
+      </w:r>
+      <w:r>
+        <w:rPr>
+          <w:rFonts w:ascii="Times New Roman" w:hAnsi="Times New Roman" w:cs="Times New Roman"/>
+          <w:b/>
+          <w:bCs/>
+        </w:rPr>
+        <w:t>Dra. KARINE MARIA MONTE DE SOUSA</w:t>
+      </w:r>
+      <w:r>
+        <w:rPr>
+          <w:rFonts w:ascii="Times New Roman" w:hAnsi="Times New Roman" w:cs="Times New Roman"/>
+        </w:rPr>
+        <w:t xml:space="preserve">, brasileira, solteira, advogada, inscrita na OAB-CE n° 51.860, CPF 614.437.923-14, integrante da equipe da </w:t>
+      </w:r>
+      <w:r>
+        <w:rPr>
+          <w:rFonts w:ascii="Times New Roman" w:hAnsi="Times New Roman" w:cs="Times New Roman"/>
+          <w:b/>
+          <w:bCs/>
+          <w:u w:val="single"/>
+        </w:rPr>
+        <w:t>THAELLE MELO SOARES SOCIEDADE INDIVIDUAL DE ADVOCACIA</w:t>
+      </w:r>
+      <w:r>
+        <w:rPr>
+          <w:rFonts w:ascii="Times New Roman" w:hAnsi="Times New Roman" w:cs="Times New Roman"/>
+        </w:rPr>
+        <w:t>, exercendo suas atividades profissionais no mesmo endereço acima mencionado.</w:t>
       </w:r>
     </w:p>
     <w:p>
@@ -338,11 +505,47 @@
           <w:rFonts w:ascii="Times New Roman" w:hAnsi="Times New Roman" w:cs="Times New Roman"/>
         </w:rPr>
       </w:pPr>
-      <w:r>
-        <w:rPr>
-          <w:rFonts w:ascii="Times New Roman" w:hAnsi="Times New Roman" w:cs="Times New Roman"/>
-        </w:rPr>
-        <w:t>{{ cidade }} – {{ uf }}, em __ de __________ de ______.</w:t>
+      <w:proofErr w:type="gramStart"/>
+      <w:r>
+        <w:rPr>
+          <w:rFonts w:ascii="Times New Roman" w:hAnsi="Times New Roman" w:cs="Times New Roman"/>
+        </w:rPr>
+        <w:t>{{ cidade</w:t>
+      </w:r>
+      <w:proofErr w:type="gramEnd"/>
+      <w:r>
+        <w:rPr>
+          <w:rFonts w:ascii="Times New Roman" w:hAnsi="Times New Roman" w:cs="Times New Roman"/>
+        </w:rPr>
+        <w:t xml:space="preserve"> }} – </w:t>
+      </w:r>
+      <w:proofErr w:type="gramStart"/>
+      <w:r>
+        <w:rPr>
+          <w:rFonts w:ascii="Times New Roman" w:hAnsi="Times New Roman" w:cs="Times New Roman"/>
+        </w:rPr>
+        <w:t>{{ uf</w:t>
+      </w:r>
+      <w:proofErr w:type="gramEnd"/>
+      <w:r>
+        <w:rPr>
+          <w:rFonts w:ascii="Times New Roman" w:hAnsi="Times New Roman" w:cs="Times New Roman"/>
+        </w:rPr>
+        <w:t xml:space="preserve"> }}, em __ de __________ </w:t>
+      </w:r>
+      <w:proofErr w:type="spellStart"/>
+      <w:r>
+        <w:rPr>
+          <w:rFonts w:ascii="Times New Roman" w:hAnsi="Times New Roman" w:cs="Times New Roman"/>
+        </w:rPr>
+        <w:t>de</w:t>
+      </w:r>
+      <w:proofErr w:type="spellEnd"/>
+      <w:r>
+        <w:rPr>
+          <w:rFonts w:ascii="Times New Roman" w:hAnsi="Times New Roman" w:cs="Times New Roman"/>
+        </w:rPr>
+        <w:t xml:space="preserve"> ______.</w:t>
       </w:r>
     </w:p>
     <w:p>
@@ -488,7 +691,25 @@
         <w:sz w:val="20"/>
         <w:szCs w:val="20"/>
       </w:rPr>
-      <w:t>Thaelle Mello – Advogada - Tel: (85) 99797-2407</w:t>
+      <w:t xml:space="preserve">Thaelle Mello – Advogada - </w:t>
+    </w:r>
+    <w:proofErr w:type="spellStart"/>
+    <w:r>
+      <w:rPr>
+        <w:rFonts w:ascii="Arial" w:hAnsi="Arial" w:cs="Arial"/>
+        <w:sz w:val="20"/>
+        <w:szCs w:val="20"/>
+      </w:rPr>
+      <w:t>Tel</w:t>
+    </w:r>
+    <w:proofErr w:type="spellEnd"/>
+    <w:r>
+      <w:rPr>
+        <w:rFonts w:ascii="Arial" w:hAnsi="Arial" w:cs="Arial"/>
+        <w:sz w:val="20"/>
+        <w:szCs w:val="20"/>
+      </w:rPr>
+      <w:t>: (85) 99797-2407</w:t>
     </w:r>
   </w:p>
   <w:p>
